--- a/docs/api/FedProspect-API-Guide.docx
+++ b/docs/api/FedProspect-API-Guide.docx
@@ -5511,6 +5511,123 @@
     </w:p>
     <w:p>
       <w:pPr>
+        <w:pStyle w:val="Heading3"/>
+      </w:pPr>
+      <w:r>
+        <w:t>POST /api/v1/opportunities/{noticeId}/fetch-description</w:t>
+      </w:r>
+    </w:p>
+    <w:p>
+      <w:r>
+        <w:t>Fetch a missing opportunity description from SAM.gov on demand. If the description is already populated, returns the cached text without making an API call. Includes SSRF protection (blocks private IPs), HTML stripping, and DB caching.</w:t>
+      </w:r>
+    </w:p>
+    <w:tbl>
+      <w:tblPr>
+        <w:tblStyle w:val="LightGrid-Accent1"/>
+        <w:tblW w:type="auto" w:w="0"/>
+        <w:jc w:val="left"/>
+        <w:tblLook w:firstColumn="1" w:firstRow="1" w:lastColumn="0" w:lastRow="0" w:noHBand="0" w:noVBand="1" w:val="04A0"/>
+      </w:tblPr>
+      <w:tblGrid>
+        <w:gridCol w:w="4320"/>
+        <w:gridCol w:w="4320"/>
+      </w:tblGrid>
+      <w:tr>
+        <w:tc>
+          <w:tcPr>
+            <w:tcW w:type="dxa" w:w="4320"/>
+          </w:tcPr>
+          <w:p>
+            <w:r>
+              <w:rPr>
+                <w:b/>
+                <w:sz w:val="18"/>
+              </w:rPr>
+              <w:t>Attribute</w:t>
+            </w:r>
+          </w:p>
+        </w:tc>
+        <w:tc>
+          <w:tcPr>
+            <w:tcW w:type="dxa" w:w="4320"/>
+          </w:tcPr>
+          <w:p>
+            <w:r>
+              <w:rPr>
+                <w:b/>
+                <w:sz w:val="18"/>
+              </w:rPr>
+              <w:t>Value</w:t>
+            </w:r>
+          </w:p>
+        </w:tc>
+      </w:tr>
+      <w:tr>
+        <w:tc>
+          <w:tcPr>
+            <w:tcW w:type="dxa" w:w="4320"/>
+          </w:tcPr>
+          <w:p>
+            <w:r>
+              <w:rPr>
+                <w:sz w:val="18"/>
+              </w:rPr>
+              <w:t>Auth</w:t>
+            </w:r>
+          </w:p>
+        </w:tc>
+        <w:tc>
+          <w:tcPr>
+            <w:tcW w:type="dxa" w:w="4320"/>
+          </w:tcPr>
+          <w:p>
+            <w:r>
+              <w:rPr>
+                <w:sz w:val="18"/>
+              </w:rPr>
+              <w:t>JWT (cookie or Bearer header)</w:t>
+            </w:r>
+          </w:p>
+        </w:tc>
+      </w:tr>
+    </w:tbl>
+    <w:p/>
+    <w:p>
+      <w:pPr>
+        <w:pStyle w:val="ListBullet"/>
+      </w:pPr>
+      <w:r>
+        <w:t>Response:</w:t>
+      </w:r>
+    </w:p>
+    <w:p>
+      <w:pPr>
+        <w:spacing w:before="80" w:after="80"/>
+        <w:shd w:fill="F2F2F2" w:val="clear"/>
+      </w:pPr>
+      <w:r>
+        <w:rPr>
+          <w:rFonts w:ascii="Consolas" w:hAnsi="Consolas"/>
+          <w:color w:val="1E1E1E"/>
+          <w:sz w:val="18"/>
+        </w:rPr>
+        <w:t>{</w:t>
+        <w:br/>
+        <w:t xml:space="preserve">  "noticeId": "abc123",</w:t>
+        <w:br/>
+        <w:t xml:space="preserve">  "descriptionText": "The contractor shall provide..."</w:t>
+        <w:br/>
+        <w:t>}</w:t>
+      </w:r>
+    </w:p>
+    <w:p>
+      <w:r>
+        <w:t>Note: Returns 404 if the opportunity does not exist or is not found on SAM.gov. Returns 502 if the upstream SAM.gov call fails. Rate limited under 'write' policy (30/min).</w:t>
+      </w:r>
+    </w:p>
+    <w:p>
+      <w:pPr>
         <w:pStyle w:val="Heading1"/>
       </w:pPr>
       <w:r>
@@ -16403,7 +16520,2067 @@
         <w:pStyle w:val="Heading1"/>
       </w:pPr>
       <w:r>
-        <w:t>Chapter 12: Error Handling</w:t>
+        <w:t>Chapter 12: Federal Hierarchy</w:t>
+      </w:r>
+    </w:p>
+    <w:p>
+      <w:r>
+        <w:t>Federal hierarchy endpoints provide access to the government agency organization tree sourced from SAM.gov. Use these endpoints to browse departments, agencies, and offices, view parent chains, find related opportunities, and request data refreshes.</w:t>
+      </w:r>
+    </w:p>
+    <w:p>
+      <w:r>
+        <w:t>Base path: /api/v1/hierarchy</w:t>
+      </w:r>
+    </w:p>
+    <w:p>
+      <w:pPr>
+        <w:pStyle w:val="Heading3"/>
+      </w:pPr>
+      <w:r>
+        <w:t>GET /api/v1/hierarchy</w:t>
+      </w:r>
+    </w:p>
+    <w:p>
+      <w:r>
+        <w:t>Search or list federal organizations with filters and pagination.</w:t>
+      </w:r>
+    </w:p>
+    <w:tbl>
+      <w:tblPr>
+        <w:tblStyle w:val="LightGrid-Accent1"/>
+        <w:tblW w:type="auto" w:w="0"/>
+        <w:jc w:val="left"/>
+        <w:tblLook w:firstColumn="1" w:firstRow="1" w:lastColumn="0" w:lastRow="0" w:noHBand="0" w:noVBand="1" w:val="04A0"/>
+      </w:tblPr>
+      <w:tblGrid>
+        <w:gridCol w:w="4320"/>
+        <w:gridCol w:w="4320"/>
+      </w:tblGrid>
+      <w:tr>
+        <w:tc>
+          <w:tcPr>
+            <w:tcW w:type="dxa" w:w="4320"/>
+          </w:tcPr>
+          <w:p>
+            <w:r>
+              <w:rPr>
+                <w:b/>
+                <w:sz w:val="18"/>
+              </w:rPr>
+              <w:t>Attribute</w:t>
+            </w:r>
+          </w:p>
+        </w:tc>
+        <w:tc>
+          <w:tcPr>
+            <w:tcW w:type="dxa" w:w="4320"/>
+          </w:tcPr>
+          <w:p>
+            <w:r>
+              <w:rPr>
+                <w:b/>
+                <w:sz w:val="18"/>
+              </w:rPr>
+              <w:t>Value</w:t>
+            </w:r>
+          </w:p>
+        </w:tc>
+      </w:tr>
+      <w:tr>
+        <w:tc>
+          <w:tcPr>
+            <w:tcW w:type="dxa" w:w="4320"/>
+          </w:tcPr>
+          <w:p>
+            <w:r>
+              <w:rPr>
+                <w:sz w:val="18"/>
+              </w:rPr>
+              <w:t>Auth</w:t>
+            </w:r>
+          </w:p>
+        </w:tc>
+        <w:tc>
+          <w:tcPr>
+            <w:tcW w:type="dxa" w:w="4320"/>
+          </w:tcPr>
+          <w:p>
+            <w:r>
+              <w:rPr>
+                <w:sz w:val="18"/>
+              </w:rPr>
+              <w:t>JWT (cookie or Bearer header)</w:t>
+            </w:r>
+          </w:p>
+        </w:tc>
+      </w:tr>
+    </w:tbl>
+    <w:p/>
+    <w:tbl>
+      <w:tblPr>
+        <w:tblStyle w:val="LightGrid-Accent1"/>
+        <w:tblW w:type="auto" w:w="0"/>
+        <w:jc w:val="left"/>
+        <w:tblLook w:firstColumn="1" w:firstRow="1" w:lastColumn="0" w:lastRow="0" w:noHBand="0" w:noVBand="1" w:val="04A0"/>
+      </w:tblPr>
+      <w:tblGrid>
+        <w:gridCol w:w="2160"/>
+        <w:gridCol w:w="2160"/>
+        <w:gridCol w:w="2160"/>
+        <w:gridCol w:w="2160"/>
+      </w:tblGrid>
+      <w:tr>
+        <w:tc>
+          <w:tcPr>
+            <w:tcW w:type="dxa" w:w="2160"/>
+          </w:tcPr>
+          <w:p>
+            <w:r>
+              <w:rPr>
+                <w:b/>
+                <w:sz w:val="18"/>
+              </w:rPr>
+              <w:t>Parameter</w:t>
+            </w:r>
+          </w:p>
+        </w:tc>
+        <w:tc>
+          <w:tcPr>
+            <w:tcW w:type="dxa" w:w="2160"/>
+          </w:tcPr>
+          <w:p>
+            <w:r>
+              <w:rPr>
+                <w:b/>
+                <w:sz w:val="18"/>
+              </w:rPr>
+              <w:t>Type</w:t>
+            </w:r>
+          </w:p>
+        </w:tc>
+        <w:tc>
+          <w:tcPr>
+            <w:tcW w:type="dxa" w:w="2160"/>
+          </w:tcPr>
+          <w:p>
+            <w:r>
+              <w:rPr>
+                <w:b/>
+                <w:sz w:val="18"/>
+              </w:rPr>
+              <w:t>Required</w:t>
+            </w:r>
+          </w:p>
+        </w:tc>
+        <w:tc>
+          <w:tcPr>
+            <w:tcW w:type="dxa" w:w="2160"/>
+          </w:tcPr>
+          <w:p>
+            <w:r>
+              <w:rPr>
+                <w:b/>
+                <w:sz w:val="18"/>
+              </w:rPr>
+              <w:t>Description</w:t>
+            </w:r>
+          </w:p>
+        </w:tc>
+      </w:tr>
+      <w:tr>
+        <w:tc>
+          <w:tcPr>
+            <w:tcW w:type="dxa" w:w="2160"/>
+          </w:tcPr>
+          <w:p>
+            <w:r>
+              <w:rPr>
+                <w:sz w:val="18"/>
+              </w:rPr>
+              <w:t>keyword</w:t>
+            </w:r>
+          </w:p>
+        </w:tc>
+        <w:tc>
+          <w:tcPr>
+            <w:tcW w:type="dxa" w:w="2160"/>
+          </w:tcPr>
+          <w:p>
+            <w:r>
+              <w:rPr>
+                <w:sz w:val="18"/>
+              </w:rPr>
+              <w:t>string</w:t>
+            </w:r>
+          </w:p>
+        </w:tc>
+        <w:tc>
+          <w:tcPr>
+            <w:tcW w:type="dxa" w:w="2160"/>
+          </w:tcPr>
+          <w:p>
+            <w:r>
+              <w:rPr>
+                <w:sz w:val="18"/>
+              </w:rPr>
+              <w:t>No</w:t>
+            </w:r>
+          </w:p>
+        </w:tc>
+        <w:tc>
+          <w:tcPr>
+            <w:tcW w:type="dxa" w:w="2160"/>
+          </w:tcPr>
+          <w:p>
+            <w:r>
+              <w:rPr>
+                <w:sz w:val="18"/>
+              </w:rPr>
+              <w:t>Search in organization name and agency code</w:t>
+            </w:r>
+          </w:p>
+        </w:tc>
+      </w:tr>
+      <w:tr>
+        <w:tc>
+          <w:tcPr>
+            <w:tcW w:type="dxa" w:w="2160"/>
+          </w:tcPr>
+          <w:p>
+            <w:r>
+              <w:rPr>
+                <w:sz w:val="18"/>
+              </w:rPr>
+              <w:t>type</w:t>
+            </w:r>
+          </w:p>
+        </w:tc>
+        <w:tc>
+          <w:tcPr>
+            <w:tcW w:type="dxa" w:w="2160"/>
+          </w:tcPr>
+          <w:p>
+            <w:r>
+              <w:rPr>
+                <w:sz w:val="18"/>
+              </w:rPr>
+              <w:t>string</w:t>
+            </w:r>
+          </w:p>
+        </w:tc>
+        <w:tc>
+          <w:tcPr>
+            <w:tcW w:type="dxa" w:w="2160"/>
+          </w:tcPr>
+          <w:p>
+            <w:r>
+              <w:rPr>
+                <w:sz w:val="18"/>
+              </w:rPr>
+              <w:t>No</w:t>
+            </w:r>
+          </w:p>
+        </w:tc>
+        <w:tc>
+          <w:tcPr>
+            <w:tcW w:type="dxa" w:w="2160"/>
+          </w:tcPr>
+          <w:p>
+            <w:r>
+              <w:rPr>
+                <w:sz w:val="18"/>
+              </w:rPr>
+              <w:t>Organization type filter (e.g., DEPARTMENT, AGENCY, OFFICE)</w:t>
+            </w:r>
+          </w:p>
+        </w:tc>
+      </w:tr>
+      <w:tr>
+        <w:tc>
+          <w:tcPr>
+            <w:tcW w:type="dxa" w:w="2160"/>
+          </w:tcPr>
+          <w:p>
+            <w:r>
+              <w:rPr>
+                <w:sz w:val="18"/>
+              </w:rPr>
+              <w:t>status</w:t>
+            </w:r>
+          </w:p>
+        </w:tc>
+        <w:tc>
+          <w:tcPr>
+            <w:tcW w:type="dxa" w:w="2160"/>
+          </w:tcPr>
+          <w:p>
+            <w:r>
+              <w:rPr>
+                <w:sz w:val="18"/>
+              </w:rPr>
+              <w:t>string</w:t>
+            </w:r>
+          </w:p>
+        </w:tc>
+        <w:tc>
+          <w:tcPr>
+            <w:tcW w:type="dxa" w:w="2160"/>
+          </w:tcPr>
+          <w:p>
+            <w:r>
+              <w:rPr>
+                <w:sz w:val="18"/>
+              </w:rPr>
+              <w:t>No</w:t>
+            </w:r>
+          </w:p>
+        </w:tc>
+        <w:tc>
+          <w:tcPr>
+            <w:tcW w:type="dxa" w:w="2160"/>
+          </w:tcPr>
+          <w:p>
+            <w:r>
+              <w:rPr>
+                <w:sz w:val="18"/>
+              </w:rPr>
+              <w:t>Status filter (e.g., ACTIVE, INACTIVE)</w:t>
+            </w:r>
+          </w:p>
+        </w:tc>
+      </w:tr>
+      <w:tr>
+        <w:tc>
+          <w:tcPr>
+            <w:tcW w:type="dxa" w:w="2160"/>
+          </w:tcPr>
+          <w:p>
+            <w:r>
+              <w:rPr>
+                <w:sz w:val="18"/>
+              </w:rPr>
+              <w:t>agencyCode</w:t>
+            </w:r>
+          </w:p>
+        </w:tc>
+        <w:tc>
+          <w:tcPr>
+            <w:tcW w:type="dxa" w:w="2160"/>
+          </w:tcPr>
+          <w:p>
+            <w:r>
+              <w:rPr>
+                <w:sz w:val="18"/>
+              </w:rPr>
+              <w:t>string</w:t>
+            </w:r>
+          </w:p>
+        </w:tc>
+        <w:tc>
+          <w:tcPr>
+            <w:tcW w:type="dxa" w:w="2160"/>
+          </w:tcPr>
+          <w:p>
+            <w:r>
+              <w:rPr>
+                <w:sz w:val="18"/>
+              </w:rPr>
+              <w:t>No</w:t>
+            </w:r>
+          </w:p>
+        </w:tc>
+        <w:tc>
+          <w:tcPr>
+            <w:tcW w:type="dxa" w:w="2160"/>
+          </w:tcPr>
+          <w:p>
+            <w:r>
+              <w:rPr>
+                <w:sz w:val="18"/>
+              </w:rPr>
+              <w:t>Agency code filter</w:t>
+            </w:r>
+          </w:p>
+        </w:tc>
+      </w:tr>
+      <w:tr>
+        <w:tc>
+          <w:tcPr>
+            <w:tcW w:type="dxa" w:w="2160"/>
+          </w:tcPr>
+          <w:p>
+            <w:r>
+              <w:rPr>
+                <w:sz w:val="18"/>
+              </w:rPr>
+              <w:t>page</w:t>
+            </w:r>
+          </w:p>
+        </w:tc>
+        <w:tc>
+          <w:tcPr>
+            <w:tcW w:type="dxa" w:w="2160"/>
+          </w:tcPr>
+          <w:p>
+            <w:r>
+              <w:rPr>
+                <w:sz w:val="18"/>
+              </w:rPr>
+              <w:t>int</w:t>
+            </w:r>
+          </w:p>
+        </w:tc>
+        <w:tc>
+          <w:tcPr>
+            <w:tcW w:type="dxa" w:w="2160"/>
+          </w:tcPr>
+          <w:p>
+            <w:r>
+              <w:rPr>
+                <w:sz w:val="18"/>
+              </w:rPr>
+              <w:t>No</w:t>
+            </w:r>
+          </w:p>
+        </w:tc>
+        <w:tc>
+          <w:tcPr>
+            <w:tcW w:type="dxa" w:w="2160"/>
+          </w:tcPr>
+          <w:p>
+            <w:r>
+              <w:rPr>
+                <w:sz w:val="18"/>
+              </w:rPr>
+              <w:t>Page number (default: 1)</w:t>
+            </w:r>
+          </w:p>
+        </w:tc>
+      </w:tr>
+      <w:tr>
+        <w:tc>
+          <w:tcPr>
+            <w:tcW w:type="dxa" w:w="2160"/>
+          </w:tcPr>
+          <w:p>
+            <w:r>
+              <w:rPr>
+                <w:sz w:val="18"/>
+              </w:rPr>
+              <w:t>pageSize</w:t>
+            </w:r>
+          </w:p>
+        </w:tc>
+        <w:tc>
+          <w:tcPr>
+            <w:tcW w:type="dxa" w:w="2160"/>
+          </w:tcPr>
+          <w:p>
+            <w:r>
+              <w:rPr>
+                <w:sz w:val="18"/>
+              </w:rPr>
+              <w:t>int</w:t>
+            </w:r>
+          </w:p>
+        </w:tc>
+        <w:tc>
+          <w:tcPr>
+            <w:tcW w:type="dxa" w:w="2160"/>
+          </w:tcPr>
+          <w:p>
+            <w:r>
+              <w:rPr>
+                <w:sz w:val="18"/>
+              </w:rPr>
+              <w:t>No</w:t>
+            </w:r>
+          </w:p>
+        </w:tc>
+        <w:tc>
+          <w:tcPr>
+            <w:tcW w:type="dxa" w:w="2160"/>
+          </w:tcPr>
+          <w:p>
+            <w:r>
+              <w:rPr>
+                <w:sz w:val="18"/>
+              </w:rPr>
+              <w:t>Results per page (default: 25, max: 100)</w:t>
+            </w:r>
+          </w:p>
+        </w:tc>
+      </w:tr>
+      <w:tr>
+        <w:tc>
+          <w:tcPr>
+            <w:tcW w:type="dxa" w:w="2160"/>
+          </w:tcPr>
+          <w:p>
+            <w:r>
+              <w:rPr>
+                <w:sz w:val="18"/>
+              </w:rPr>
+              <w:t>sortBy</w:t>
+            </w:r>
+          </w:p>
+        </w:tc>
+        <w:tc>
+          <w:tcPr>
+            <w:tcW w:type="dxa" w:w="2160"/>
+          </w:tcPr>
+          <w:p>
+            <w:r>
+              <w:rPr>
+                <w:sz w:val="18"/>
+              </w:rPr>
+              <w:t>string</w:t>
+            </w:r>
+          </w:p>
+        </w:tc>
+        <w:tc>
+          <w:tcPr>
+            <w:tcW w:type="dxa" w:w="2160"/>
+          </w:tcPr>
+          <w:p>
+            <w:r>
+              <w:rPr>
+                <w:sz w:val="18"/>
+              </w:rPr>
+              <w:t>No</w:t>
+            </w:r>
+          </w:p>
+        </w:tc>
+        <w:tc>
+          <w:tcPr>
+            <w:tcW w:type="dxa" w:w="2160"/>
+          </w:tcPr>
+          <w:p>
+            <w:r>
+              <w:rPr>
+                <w:sz w:val="18"/>
+              </w:rPr>
+              <w:t>Sort field</w:t>
+            </w:r>
+          </w:p>
+        </w:tc>
+      </w:tr>
+      <w:tr>
+        <w:tc>
+          <w:tcPr>
+            <w:tcW w:type="dxa" w:w="2160"/>
+          </w:tcPr>
+          <w:p>
+            <w:r>
+              <w:rPr>
+                <w:sz w:val="18"/>
+              </w:rPr>
+              <w:t>sortDescending</w:t>
+            </w:r>
+          </w:p>
+        </w:tc>
+        <w:tc>
+          <w:tcPr>
+            <w:tcW w:type="dxa" w:w="2160"/>
+          </w:tcPr>
+          <w:p>
+            <w:r>
+              <w:rPr>
+                <w:sz w:val="18"/>
+              </w:rPr>
+              <w:t>bool</w:t>
+            </w:r>
+          </w:p>
+        </w:tc>
+        <w:tc>
+          <w:tcPr>
+            <w:tcW w:type="dxa" w:w="2160"/>
+          </w:tcPr>
+          <w:p>
+            <w:r>
+              <w:rPr>
+                <w:sz w:val="18"/>
+              </w:rPr>
+              <w:t>No</w:t>
+            </w:r>
+          </w:p>
+        </w:tc>
+        <w:tc>
+          <w:tcPr>
+            <w:tcW w:type="dxa" w:w="2160"/>
+          </w:tcPr>
+          <w:p>
+            <w:r>
+              <w:rPr>
+                <w:sz w:val="18"/>
+              </w:rPr>
+              <w:t>Sort direction (default: false)</w:t>
+            </w:r>
+          </w:p>
+        </w:tc>
+      </w:tr>
+    </w:tbl>
+    <w:p/>
+    <w:p>
+      <w:pPr>
+        <w:pStyle w:val="ListBullet"/>
+      </w:pPr>
+      <w:r>
+        <w:t>Response:</w:t>
+      </w:r>
+    </w:p>
+    <w:p>
+      <w:pPr>
+        <w:spacing w:before="80" w:after="80"/>
+        <w:shd w:fill="F2F2F2" w:val="clear"/>
+      </w:pPr>
+      <w:r>
+        <w:rPr>
+          <w:rFonts w:ascii="Consolas" w:hAnsi="Consolas"/>
+          <w:color w:val="1E1E1E"/>
+          <w:sz w:val="18"/>
+        </w:rPr>
+        <w:t>{</w:t>
+        <w:br/>
+        <w:t xml:space="preserve">  "items": [</w:t>
+        <w:br/>
+        <w:t xml:space="preserve">    {</w:t>
+        <w:br/>
+        <w:t xml:space="preserve">      "fhOrgId": 100000000,</w:t>
+        <w:br/>
+        <w:t xml:space="preserve">      "name": "Department of Defense",</w:t>
+        <w:br/>
+        <w:t xml:space="preserve">      "agencyCode": "097",</w:t>
+        <w:br/>
+        <w:t xml:space="preserve">      "orgType": "DEPARTMENT",</w:t>
+        <w:br/>
+        <w:t xml:space="preserve">      "status": "ACTIVE",</w:t>
+        <w:br/>
+        <w:t xml:space="preserve">      "childCount": 42</w:t>
+        <w:br/>
+        <w:t xml:space="preserve">    }</w:t>
+        <w:br/>
+        <w:t xml:space="preserve">  ],</w:t>
+        <w:br/>
+        <w:t xml:space="preserve">  "page": 1,</w:t>
+        <w:br/>
+        <w:t xml:space="preserve">  "pageSize": 25,</w:t>
+        <w:br/>
+        <w:t xml:space="preserve">  "totalCount": 850,</w:t>
+        <w:br/>
+        <w:t xml:space="preserve">  "totalPages": 34</w:t>
+        <w:br/>
+        <w:t>}</w:t>
+      </w:r>
+    </w:p>
+    <w:p>
+      <w:pPr>
+        <w:pStyle w:val="Heading3"/>
+      </w:pPr>
+      <w:r>
+        <w:t>GET /api/v1/hierarchy/{fhOrgId}</w:t>
+      </w:r>
+    </w:p>
+    <w:p>
+      <w:r>
+        <w:t>Get a single organization's detail including parent breadcrumb chain.</w:t>
+      </w:r>
+    </w:p>
+    <w:tbl>
+      <w:tblPr>
+        <w:tblStyle w:val="LightGrid-Accent1"/>
+        <w:tblW w:type="auto" w:w="0"/>
+        <w:jc w:val="left"/>
+        <w:tblLook w:firstColumn="1" w:firstRow="1" w:lastColumn="0" w:lastRow="0" w:noHBand="0" w:noVBand="1" w:val="04A0"/>
+      </w:tblPr>
+      <w:tblGrid>
+        <w:gridCol w:w="4320"/>
+        <w:gridCol w:w="4320"/>
+      </w:tblGrid>
+      <w:tr>
+        <w:tc>
+          <w:tcPr>
+            <w:tcW w:type="dxa" w:w="4320"/>
+          </w:tcPr>
+          <w:p>
+            <w:r>
+              <w:rPr>
+                <w:b/>
+                <w:sz w:val="18"/>
+              </w:rPr>
+              <w:t>Attribute</w:t>
+            </w:r>
+          </w:p>
+        </w:tc>
+        <w:tc>
+          <w:tcPr>
+            <w:tcW w:type="dxa" w:w="4320"/>
+          </w:tcPr>
+          <w:p>
+            <w:r>
+              <w:rPr>
+                <w:b/>
+                <w:sz w:val="18"/>
+              </w:rPr>
+              <w:t>Value</w:t>
+            </w:r>
+          </w:p>
+        </w:tc>
+      </w:tr>
+      <w:tr>
+        <w:tc>
+          <w:tcPr>
+            <w:tcW w:type="dxa" w:w="4320"/>
+          </w:tcPr>
+          <w:p>
+            <w:r>
+              <w:rPr>
+                <w:sz w:val="18"/>
+              </w:rPr>
+              <w:t>Auth</w:t>
+            </w:r>
+          </w:p>
+        </w:tc>
+        <w:tc>
+          <w:tcPr>
+            <w:tcW w:type="dxa" w:w="4320"/>
+          </w:tcPr>
+          <w:p>
+            <w:r>
+              <w:rPr>
+                <w:sz w:val="18"/>
+              </w:rPr>
+              <w:t>JWT (cookie or Bearer header)</w:t>
+            </w:r>
+          </w:p>
+        </w:tc>
+      </w:tr>
+    </w:tbl>
+    <w:p/>
+    <w:p>
+      <w:pPr>
+        <w:pStyle w:val="ListBullet"/>
+      </w:pPr>
+      <w:r>
+        <w:t>Response:</w:t>
+      </w:r>
+    </w:p>
+    <w:p>
+      <w:pPr>
+        <w:spacing w:before="80" w:after="80"/>
+        <w:shd w:fill="F2F2F2" w:val="clear"/>
+      </w:pPr>
+      <w:r>
+        <w:rPr>
+          <w:rFonts w:ascii="Consolas" w:hAnsi="Consolas"/>
+          <w:color w:val="1E1E1E"/>
+          <w:sz w:val="18"/>
+        </w:rPr>
+        <w:t>{</w:t>
+        <w:br/>
+        <w:t xml:space="preserve">  "fhOrgId": 100006688,</w:t>
+        <w:br/>
+        <w:t xml:space="preserve">  "name": "U.S. Army Contracting Command",</w:t>
+        <w:br/>
+        <w:t xml:space="preserve">  "agencyCode": "021",</w:t>
+        <w:br/>
+        <w:t xml:space="preserve">  "orgType": "AGENCY",</w:t>
+        <w:br/>
+        <w:t xml:space="preserve">  "status": "ACTIVE",</w:t>
+        <w:br/>
+        <w:t xml:space="preserve">  "parentChain": [</w:t>
+        <w:br/>
+        <w:t xml:space="preserve">    { "fhOrgId": 100000000, "name": "Department of Defense" },</w:t>
+        <w:br/>
+        <w:t xml:space="preserve">    { "fhOrgId": 100000200, "name": "Department of the Army" }</w:t>
+        <w:br/>
+        <w:t xml:space="preserve">  ]</w:t>
+        <w:br/>
+        <w:t>}</w:t>
+      </w:r>
+    </w:p>
+    <w:p>
+      <w:r>
+        <w:t>Note: Returns 404 if the organization ID does not exist.</w:t>
+      </w:r>
+    </w:p>
+    <w:p>
+      <w:pPr>
+        <w:pStyle w:val="Heading3"/>
+      </w:pPr>
+      <w:r>
+        <w:t>GET /api/v1/hierarchy/{fhOrgId}/children</w:t>
+      </w:r>
+    </w:p>
+    <w:p>
+      <w:r>
+        <w:t>Get direct children of an organization for tree expansion.</w:t>
+      </w:r>
+    </w:p>
+    <w:tbl>
+      <w:tblPr>
+        <w:tblStyle w:val="LightGrid-Accent1"/>
+        <w:tblW w:type="auto" w:w="0"/>
+        <w:jc w:val="left"/>
+        <w:tblLook w:firstColumn="1" w:firstRow="1" w:lastColumn="0" w:lastRow="0" w:noHBand="0" w:noVBand="1" w:val="04A0"/>
+      </w:tblPr>
+      <w:tblGrid>
+        <w:gridCol w:w="4320"/>
+        <w:gridCol w:w="4320"/>
+      </w:tblGrid>
+      <w:tr>
+        <w:tc>
+          <w:tcPr>
+            <w:tcW w:type="dxa" w:w="4320"/>
+          </w:tcPr>
+          <w:p>
+            <w:r>
+              <w:rPr>
+                <w:b/>
+                <w:sz w:val="18"/>
+              </w:rPr>
+              <w:t>Attribute</w:t>
+            </w:r>
+          </w:p>
+        </w:tc>
+        <w:tc>
+          <w:tcPr>
+            <w:tcW w:type="dxa" w:w="4320"/>
+          </w:tcPr>
+          <w:p>
+            <w:r>
+              <w:rPr>
+                <w:b/>
+                <w:sz w:val="18"/>
+              </w:rPr>
+              <w:t>Value</w:t>
+            </w:r>
+          </w:p>
+        </w:tc>
+      </w:tr>
+      <w:tr>
+        <w:tc>
+          <w:tcPr>
+            <w:tcW w:type="dxa" w:w="4320"/>
+          </w:tcPr>
+          <w:p>
+            <w:r>
+              <w:rPr>
+                <w:sz w:val="18"/>
+              </w:rPr>
+              <w:t>Auth</w:t>
+            </w:r>
+          </w:p>
+        </w:tc>
+        <w:tc>
+          <w:tcPr>
+            <w:tcW w:type="dxa" w:w="4320"/>
+          </w:tcPr>
+          <w:p>
+            <w:r>
+              <w:rPr>
+                <w:sz w:val="18"/>
+              </w:rPr>
+              <w:t>JWT (cookie or Bearer header)</w:t>
+            </w:r>
+          </w:p>
+        </w:tc>
+      </w:tr>
+    </w:tbl>
+    <w:p/>
+    <w:tbl>
+      <w:tblPr>
+        <w:tblStyle w:val="LightGrid-Accent1"/>
+        <w:tblW w:type="auto" w:w="0"/>
+        <w:jc w:val="left"/>
+        <w:tblLook w:firstColumn="1" w:firstRow="1" w:lastColumn="0" w:lastRow="0" w:noHBand="0" w:noVBand="1" w:val="04A0"/>
+      </w:tblPr>
+      <w:tblGrid>
+        <w:gridCol w:w="2160"/>
+        <w:gridCol w:w="2160"/>
+        <w:gridCol w:w="2160"/>
+        <w:gridCol w:w="2160"/>
+      </w:tblGrid>
+      <w:tr>
+        <w:tc>
+          <w:tcPr>
+            <w:tcW w:type="dxa" w:w="2160"/>
+          </w:tcPr>
+          <w:p>
+            <w:r>
+              <w:rPr>
+                <w:b/>
+                <w:sz w:val="18"/>
+              </w:rPr>
+              <w:t>Parameter</w:t>
+            </w:r>
+          </w:p>
+        </w:tc>
+        <w:tc>
+          <w:tcPr>
+            <w:tcW w:type="dxa" w:w="2160"/>
+          </w:tcPr>
+          <w:p>
+            <w:r>
+              <w:rPr>
+                <w:b/>
+                <w:sz w:val="18"/>
+              </w:rPr>
+              <w:t>Type</w:t>
+            </w:r>
+          </w:p>
+        </w:tc>
+        <w:tc>
+          <w:tcPr>
+            <w:tcW w:type="dxa" w:w="2160"/>
+          </w:tcPr>
+          <w:p>
+            <w:r>
+              <w:rPr>
+                <w:b/>
+                <w:sz w:val="18"/>
+              </w:rPr>
+              <w:t>Required</w:t>
+            </w:r>
+          </w:p>
+        </w:tc>
+        <w:tc>
+          <w:tcPr>
+            <w:tcW w:type="dxa" w:w="2160"/>
+          </w:tcPr>
+          <w:p>
+            <w:r>
+              <w:rPr>
+                <w:b/>
+                <w:sz w:val="18"/>
+              </w:rPr>
+              <w:t>Description</w:t>
+            </w:r>
+          </w:p>
+        </w:tc>
+      </w:tr>
+      <w:tr>
+        <w:tc>
+          <w:tcPr>
+            <w:tcW w:type="dxa" w:w="2160"/>
+          </w:tcPr>
+          <w:p>
+            <w:r>
+              <w:rPr>
+                <w:sz w:val="18"/>
+              </w:rPr>
+              <w:t>status</w:t>
+            </w:r>
+          </w:p>
+        </w:tc>
+        <w:tc>
+          <w:tcPr>
+            <w:tcW w:type="dxa" w:w="2160"/>
+          </w:tcPr>
+          <w:p>
+            <w:r>
+              <w:rPr>
+                <w:sz w:val="18"/>
+              </w:rPr>
+              <w:t>string</w:t>
+            </w:r>
+          </w:p>
+        </w:tc>
+        <w:tc>
+          <w:tcPr>
+            <w:tcW w:type="dxa" w:w="2160"/>
+          </w:tcPr>
+          <w:p>
+            <w:r>
+              <w:rPr>
+                <w:sz w:val="18"/>
+              </w:rPr>
+              <w:t>No</w:t>
+            </w:r>
+          </w:p>
+        </w:tc>
+        <w:tc>
+          <w:tcPr>
+            <w:tcW w:type="dxa" w:w="2160"/>
+          </w:tcPr>
+          <w:p>
+            <w:r>
+              <w:rPr>
+                <w:sz w:val="18"/>
+              </w:rPr>
+              <w:t>Filter children by status (e.g., ACTIVE)</w:t>
+            </w:r>
+          </w:p>
+        </w:tc>
+      </w:tr>
+      <w:tr>
+        <w:tc>
+          <w:tcPr>
+            <w:tcW w:type="dxa" w:w="2160"/>
+          </w:tcPr>
+          <w:p>
+            <w:r>
+              <w:rPr>
+                <w:sz w:val="18"/>
+              </w:rPr>
+              <w:t>keyword</w:t>
+            </w:r>
+          </w:p>
+        </w:tc>
+        <w:tc>
+          <w:tcPr>
+            <w:tcW w:type="dxa" w:w="2160"/>
+          </w:tcPr>
+          <w:p>
+            <w:r>
+              <w:rPr>
+                <w:sz w:val="18"/>
+              </w:rPr>
+              <w:t>string</w:t>
+            </w:r>
+          </w:p>
+        </w:tc>
+        <w:tc>
+          <w:tcPr>
+            <w:tcW w:type="dxa" w:w="2160"/>
+          </w:tcPr>
+          <w:p>
+            <w:r>
+              <w:rPr>
+                <w:sz w:val="18"/>
+              </w:rPr>
+              <w:t>No</w:t>
+            </w:r>
+          </w:p>
+        </w:tc>
+        <w:tc>
+          <w:tcPr>
+            <w:tcW w:type="dxa" w:w="2160"/>
+          </w:tcPr>
+          <w:p>
+            <w:r>
+              <w:rPr>
+                <w:sz w:val="18"/>
+              </w:rPr>
+              <w:t>Filter children by name keyword</w:t>
+            </w:r>
+          </w:p>
+        </w:tc>
+      </w:tr>
+    </w:tbl>
+    <w:p/>
+    <w:p>
+      <w:pPr>
+        <w:pStyle w:val="ListBullet"/>
+      </w:pPr>
+      <w:r>
+        <w:t>Response:</w:t>
+      </w:r>
+    </w:p>
+    <w:p>
+      <w:pPr>
+        <w:spacing w:before="80" w:after="80"/>
+        <w:shd w:fill="F2F2F2" w:val="clear"/>
+      </w:pPr>
+      <w:r>
+        <w:rPr>
+          <w:rFonts w:ascii="Consolas" w:hAnsi="Consolas"/>
+          <w:color w:val="1E1E1E"/>
+          <w:sz w:val="18"/>
+        </w:rPr>
+        <w:t>[</w:t>
+        <w:br/>
+        <w:t xml:space="preserve">  {</w:t>
+        <w:br/>
+        <w:t xml:space="preserve">    "fhOrgId": 100006690,</w:t>
+        <w:br/>
+        <w:t xml:space="preserve">    "name": "ACC-APG",</w:t>
+        <w:br/>
+        <w:t xml:space="preserve">    "orgType": "OFFICE",</w:t>
+        <w:br/>
+        <w:t xml:space="preserve">    "status": "ACTIVE",</w:t>
+        <w:br/>
+        <w:t xml:space="preserve">    "childCount": 5</w:t>
+        <w:br/>
+        <w:t xml:space="preserve">  }</w:t>
+        <w:br/>
+        <w:t>]</w:t>
+      </w:r>
+    </w:p>
+    <w:p>
+      <w:pPr>
+        <w:pStyle w:val="Heading3"/>
+      </w:pPr>
+      <w:r>
+        <w:t>GET /api/v1/hierarchy/tree</w:t>
+      </w:r>
+    </w:p>
+    <w:p>
+      <w:r>
+        <w:t>Get top-level departments with child and descendant counts for the tree root.</w:t>
+      </w:r>
+    </w:p>
+    <w:tbl>
+      <w:tblPr>
+        <w:tblStyle w:val="LightGrid-Accent1"/>
+        <w:tblW w:type="auto" w:w="0"/>
+        <w:jc w:val="left"/>
+        <w:tblLook w:firstColumn="1" w:firstRow="1" w:lastColumn="0" w:lastRow="0" w:noHBand="0" w:noVBand="1" w:val="04A0"/>
+      </w:tblPr>
+      <w:tblGrid>
+        <w:gridCol w:w="4320"/>
+        <w:gridCol w:w="4320"/>
+      </w:tblGrid>
+      <w:tr>
+        <w:tc>
+          <w:tcPr>
+            <w:tcW w:type="dxa" w:w="4320"/>
+          </w:tcPr>
+          <w:p>
+            <w:r>
+              <w:rPr>
+                <w:b/>
+                <w:sz w:val="18"/>
+              </w:rPr>
+              <w:t>Attribute</w:t>
+            </w:r>
+          </w:p>
+        </w:tc>
+        <w:tc>
+          <w:tcPr>
+            <w:tcW w:type="dxa" w:w="4320"/>
+          </w:tcPr>
+          <w:p>
+            <w:r>
+              <w:rPr>
+                <w:b/>
+                <w:sz w:val="18"/>
+              </w:rPr>
+              <w:t>Value</w:t>
+            </w:r>
+          </w:p>
+        </w:tc>
+      </w:tr>
+      <w:tr>
+        <w:tc>
+          <w:tcPr>
+            <w:tcW w:type="dxa" w:w="4320"/>
+          </w:tcPr>
+          <w:p>
+            <w:r>
+              <w:rPr>
+                <w:sz w:val="18"/>
+              </w:rPr>
+              <w:t>Auth</w:t>
+            </w:r>
+          </w:p>
+        </w:tc>
+        <w:tc>
+          <w:tcPr>
+            <w:tcW w:type="dxa" w:w="4320"/>
+          </w:tcPr>
+          <w:p>
+            <w:r>
+              <w:rPr>
+                <w:sz w:val="18"/>
+              </w:rPr>
+              <w:t>JWT (cookie or Bearer header)</w:t>
+            </w:r>
+          </w:p>
+        </w:tc>
+      </w:tr>
+    </w:tbl>
+    <w:p/>
+    <w:tbl>
+      <w:tblPr>
+        <w:tblStyle w:val="LightGrid-Accent1"/>
+        <w:tblW w:type="auto" w:w="0"/>
+        <w:jc w:val="left"/>
+        <w:tblLook w:firstColumn="1" w:firstRow="1" w:lastColumn="0" w:lastRow="0" w:noHBand="0" w:noVBand="1" w:val="04A0"/>
+      </w:tblPr>
+      <w:tblGrid>
+        <w:gridCol w:w="2160"/>
+        <w:gridCol w:w="2160"/>
+        <w:gridCol w:w="2160"/>
+        <w:gridCol w:w="2160"/>
+      </w:tblGrid>
+      <w:tr>
+        <w:tc>
+          <w:tcPr>
+            <w:tcW w:type="dxa" w:w="2160"/>
+          </w:tcPr>
+          <w:p>
+            <w:r>
+              <w:rPr>
+                <w:b/>
+                <w:sz w:val="18"/>
+              </w:rPr>
+              <w:t>Parameter</w:t>
+            </w:r>
+          </w:p>
+        </w:tc>
+        <w:tc>
+          <w:tcPr>
+            <w:tcW w:type="dxa" w:w="2160"/>
+          </w:tcPr>
+          <w:p>
+            <w:r>
+              <w:rPr>
+                <w:b/>
+                <w:sz w:val="18"/>
+              </w:rPr>
+              <w:t>Type</w:t>
+            </w:r>
+          </w:p>
+        </w:tc>
+        <w:tc>
+          <w:tcPr>
+            <w:tcW w:type="dxa" w:w="2160"/>
+          </w:tcPr>
+          <w:p>
+            <w:r>
+              <w:rPr>
+                <w:b/>
+                <w:sz w:val="18"/>
+              </w:rPr>
+              <w:t>Required</w:t>
+            </w:r>
+          </w:p>
+        </w:tc>
+        <w:tc>
+          <w:tcPr>
+            <w:tcW w:type="dxa" w:w="2160"/>
+          </w:tcPr>
+          <w:p>
+            <w:r>
+              <w:rPr>
+                <w:b/>
+                <w:sz w:val="18"/>
+              </w:rPr>
+              <w:t>Description</w:t>
+            </w:r>
+          </w:p>
+        </w:tc>
+      </w:tr>
+      <w:tr>
+        <w:tc>
+          <w:tcPr>
+            <w:tcW w:type="dxa" w:w="2160"/>
+          </w:tcPr>
+          <w:p>
+            <w:r>
+              <w:rPr>
+                <w:sz w:val="18"/>
+              </w:rPr>
+              <w:t>keyword</w:t>
+            </w:r>
+          </w:p>
+        </w:tc>
+        <w:tc>
+          <w:tcPr>
+            <w:tcW w:type="dxa" w:w="2160"/>
+          </w:tcPr>
+          <w:p>
+            <w:r>
+              <w:rPr>
+                <w:sz w:val="18"/>
+              </w:rPr>
+              <w:t>string</w:t>
+            </w:r>
+          </w:p>
+        </w:tc>
+        <w:tc>
+          <w:tcPr>
+            <w:tcW w:type="dxa" w:w="2160"/>
+          </w:tcPr>
+          <w:p>
+            <w:r>
+              <w:rPr>
+                <w:sz w:val="18"/>
+              </w:rPr>
+              <w:t>No</w:t>
+            </w:r>
+          </w:p>
+        </w:tc>
+        <w:tc>
+          <w:tcPr>
+            <w:tcW w:type="dxa" w:w="2160"/>
+          </w:tcPr>
+          <w:p>
+            <w:r>
+              <w:rPr>
+                <w:sz w:val="18"/>
+              </w:rPr>
+              <w:t>Filter departments by name keyword</w:t>
+            </w:r>
+          </w:p>
+        </w:tc>
+      </w:tr>
+    </w:tbl>
+    <w:p/>
+    <w:p>
+      <w:pPr>
+        <w:pStyle w:val="ListBullet"/>
+      </w:pPr>
+      <w:r>
+        <w:t>Response:</w:t>
+      </w:r>
+    </w:p>
+    <w:p>
+      <w:pPr>
+        <w:spacing w:before="80" w:after="80"/>
+        <w:shd w:fill="F2F2F2" w:val="clear"/>
+      </w:pPr>
+      <w:r>
+        <w:rPr>
+          <w:rFonts w:ascii="Consolas" w:hAnsi="Consolas"/>
+          <w:color w:val="1E1E1E"/>
+          <w:sz w:val="18"/>
+        </w:rPr>
+        <w:t>[</w:t>
+        <w:br/>
+        <w:t xml:space="preserve">  {</w:t>
+        <w:br/>
+        <w:t xml:space="preserve">    "fhOrgId": 100000000,</w:t>
+        <w:br/>
+        <w:t xml:space="preserve">    "name": "Department of Defense",</w:t>
+        <w:br/>
+        <w:t xml:space="preserve">    "childCount": 42,</w:t>
+        <w:br/>
+        <w:t xml:space="preserve">    "descendantCount": 1250</w:t>
+        <w:br/>
+        <w:t xml:space="preserve">  },</w:t>
+        <w:br/>
+        <w:t xml:space="preserve">  {</w:t>
+        <w:br/>
+        <w:t xml:space="preserve">    "fhOrgId": 100000100,</w:t>
+        <w:br/>
+        <w:t xml:space="preserve">    "name": "Department of Homeland Security",</w:t>
+        <w:br/>
+        <w:t xml:space="preserve">    "childCount": 18,</w:t>
+        <w:br/>
+        <w:t xml:space="preserve">    "descendantCount": 320</w:t>
+        <w:br/>
+        <w:t xml:space="preserve">  }</w:t>
+        <w:br/>
+        <w:t>]</w:t>
+      </w:r>
+    </w:p>
+    <w:p>
+      <w:pPr>
+        <w:pStyle w:val="Heading3"/>
+      </w:pPr>
+      <w:r>
+        <w:t>GET /api/v1/hierarchy/{fhOrgId}/opportunities</w:t>
+      </w:r>
+    </w:p>
+    <w:p>
+      <w:r>
+        <w:t>Get opportunities linked to this organization and its descendants with pagination.</w:t>
+      </w:r>
+    </w:p>
+    <w:tbl>
+      <w:tblPr>
+        <w:tblStyle w:val="LightGrid-Accent1"/>
+        <w:tblW w:type="auto" w:w="0"/>
+        <w:jc w:val="left"/>
+        <w:tblLook w:firstColumn="1" w:firstRow="1" w:lastColumn="0" w:lastRow="0" w:noHBand="0" w:noVBand="1" w:val="04A0"/>
+      </w:tblPr>
+      <w:tblGrid>
+        <w:gridCol w:w="4320"/>
+        <w:gridCol w:w="4320"/>
+      </w:tblGrid>
+      <w:tr>
+        <w:tc>
+          <w:tcPr>
+            <w:tcW w:type="dxa" w:w="4320"/>
+          </w:tcPr>
+          <w:p>
+            <w:r>
+              <w:rPr>
+                <w:b/>
+                <w:sz w:val="18"/>
+              </w:rPr>
+              <w:t>Attribute</w:t>
+            </w:r>
+          </w:p>
+        </w:tc>
+        <w:tc>
+          <w:tcPr>
+            <w:tcW w:type="dxa" w:w="4320"/>
+          </w:tcPr>
+          <w:p>
+            <w:r>
+              <w:rPr>
+                <w:b/>
+                <w:sz w:val="18"/>
+              </w:rPr>
+              <w:t>Value</w:t>
+            </w:r>
+          </w:p>
+        </w:tc>
+      </w:tr>
+      <w:tr>
+        <w:tc>
+          <w:tcPr>
+            <w:tcW w:type="dxa" w:w="4320"/>
+          </w:tcPr>
+          <w:p>
+            <w:r>
+              <w:rPr>
+                <w:sz w:val="18"/>
+              </w:rPr>
+              <w:t>Auth</w:t>
+            </w:r>
+          </w:p>
+        </w:tc>
+        <w:tc>
+          <w:tcPr>
+            <w:tcW w:type="dxa" w:w="4320"/>
+          </w:tcPr>
+          <w:p>
+            <w:r>
+              <w:rPr>
+                <w:sz w:val="18"/>
+              </w:rPr>
+              <w:t>JWT (cookie or Bearer header)</w:t>
+            </w:r>
+          </w:p>
+        </w:tc>
+      </w:tr>
+    </w:tbl>
+    <w:p/>
+    <w:tbl>
+      <w:tblPr>
+        <w:tblStyle w:val="LightGrid-Accent1"/>
+        <w:tblW w:type="auto" w:w="0"/>
+        <w:jc w:val="left"/>
+        <w:tblLook w:firstColumn="1" w:firstRow="1" w:lastColumn="0" w:lastRow="0" w:noHBand="0" w:noVBand="1" w:val="04A0"/>
+      </w:tblPr>
+      <w:tblGrid>
+        <w:gridCol w:w="2160"/>
+        <w:gridCol w:w="2160"/>
+        <w:gridCol w:w="2160"/>
+        <w:gridCol w:w="2160"/>
+      </w:tblGrid>
+      <w:tr>
+        <w:tc>
+          <w:tcPr>
+            <w:tcW w:type="dxa" w:w="2160"/>
+          </w:tcPr>
+          <w:p>
+            <w:r>
+              <w:rPr>
+                <w:b/>
+                <w:sz w:val="18"/>
+              </w:rPr>
+              <w:t>Parameter</w:t>
+            </w:r>
+          </w:p>
+        </w:tc>
+        <w:tc>
+          <w:tcPr>
+            <w:tcW w:type="dxa" w:w="2160"/>
+          </w:tcPr>
+          <w:p>
+            <w:r>
+              <w:rPr>
+                <w:b/>
+                <w:sz w:val="18"/>
+              </w:rPr>
+              <w:t>Type</w:t>
+            </w:r>
+          </w:p>
+        </w:tc>
+        <w:tc>
+          <w:tcPr>
+            <w:tcW w:type="dxa" w:w="2160"/>
+          </w:tcPr>
+          <w:p>
+            <w:r>
+              <w:rPr>
+                <w:b/>
+                <w:sz w:val="18"/>
+              </w:rPr>
+              <w:t>Required</w:t>
+            </w:r>
+          </w:p>
+        </w:tc>
+        <w:tc>
+          <w:tcPr>
+            <w:tcW w:type="dxa" w:w="2160"/>
+          </w:tcPr>
+          <w:p>
+            <w:r>
+              <w:rPr>
+                <w:b/>
+                <w:sz w:val="18"/>
+              </w:rPr>
+              <w:t>Description</w:t>
+            </w:r>
+          </w:p>
+        </w:tc>
+      </w:tr>
+      <w:tr>
+        <w:tc>
+          <w:tcPr>
+            <w:tcW w:type="dxa" w:w="2160"/>
+          </w:tcPr>
+          <w:p>
+            <w:r>
+              <w:rPr>
+                <w:sz w:val="18"/>
+              </w:rPr>
+              <w:t>page</w:t>
+            </w:r>
+          </w:p>
+        </w:tc>
+        <w:tc>
+          <w:tcPr>
+            <w:tcW w:type="dxa" w:w="2160"/>
+          </w:tcPr>
+          <w:p>
+            <w:r>
+              <w:rPr>
+                <w:sz w:val="18"/>
+              </w:rPr>
+              <w:t>int</w:t>
+            </w:r>
+          </w:p>
+        </w:tc>
+        <w:tc>
+          <w:tcPr>
+            <w:tcW w:type="dxa" w:w="2160"/>
+          </w:tcPr>
+          <w:p>
+            <w:r>
+              <w:rPr>
+                <w:sz w:val="18"/>
+              </w:rPr>
+              <w:t>No</w:t>
+            </w:r>
+          </w:p>
+        </w:tc>
+        <w:tc>
+          <w:tcPr>
+            <w:tcW w:type="dxa" w:w="2160"/>
+          </w:tcPr>
+          <w:p>
+            <w:r>
+              <w:rPr>
+                <w:sz w:val="18"/>
+              </w:rPr>
+              <w:t>Page number (default: 1)</w:t>
+            </w:r>
+          </w:p>
+        </w:tc>
+      </w:tr>
+      <w:tr>
+        <w:tc>
+          <w:tcPr>
+            <w:tcW w:type="dxa" w:w="2160"/>
+          </w:tcPr>
+          <w:p>
+            <w:r>
+              <w:rPr>
+                <w:sz w:val="18"/>
+              </w:rPr>
+              <w:t>pageSize</w:t>
+            </w:r>
+          </w:p>
+        </w:tc>
+        <w:tc>
+          <w:tcPr>
+            <w:tcW w:type="dxa" w:w="2160"/>
+          </w:tcPr>
+          <w:p>
+            <w:r>
+              <w:rPr>
+                <w:sz w:val="18"/>
+              </w:rPr>
+              <w:t>int</w:t>
+            </w:r>
+          </w:p>
+        </w:tc>
+        <w:tc>
+          <w:tcPr>
+            <w:tcW w:type="dxa" w:w="2160"/>
+          </w:tcPr>
+          <w:p>
+            <w:r>
+              <w:rPr>
+                <w:sz w:val="18"/>
+              </w:rPr>
+              <w:t>No</w:t>
+            </w:r>
+          </w:p>
+        </w:tc>
+        <w:tc>
+          <w:tcPr>
+            <w:tcW w:type="dxa" w:w="2160"/>
+          </w:tcPr>
+          <w:p>
+            <w:r>
+              <w:rPr>
+                <w:sz w:val="18"/>
+              </w:rPr>
+              <w:t>Results per page (default: 25, max: 100)</w:t>
+            </w:r>
+          </w:p>
+        </w:tc>
+      </w:tr>
+      <w:tr>
+        <w:tc>
+          <w:tcPr>
+            <w:tcW w:type="dxa" w:w="2160"/>
+          </w:tcPr>
+          <w:p>
+            <w:r>
+              <w:rPr>
+                <w:sz w:val="18"/>
+              </w:rPr>
+              <w:t>active</w:t>
+            </w:r>
+          </w:p>
+        </w:tc>
+        <w:tc>
+          <w:tcPr>
+            <w:tcW w:type="dxa" w:w="2160"/>
+          </w:tcPr>
+          <w:p>
+            <w:r>
+              <w:rPr>
+                <w:sz w:val="18"/>
+              </w:rPr>
+              <w:t>string</w:t>
+            </w:r>
+          </w:p>
+        </w:tc>
+        <w:tc>
+          <w:tcPr>
+            <w:tcW w:type="dxa" w:w="2160"/>
+          </w:tcPr>
+          <w:p>
+            <w:r>
+              <w:rPr>
+                <w:sz w:val="18"/>
+              </w:rPr>
+              <w:t>No</w:t>
+            </w:r>
+          </w:p>
+        </w:tc>
+        <w:tc>
+          <w:tcPr>
+            <w:tcW w:type="dxa" w:w="2160"/>
+          </w:tcPr>
+          <w:p>
+            <w:r>
+              <w:rPr>
+                <w:sz w:val="18"/>
+              </w:rPr>
+              <w:t>Filter by active status</w:t>
+            </w:r>
+          </w:p>
+        </w:tc>
+      </w:tr>
+      <w:tr>
+        <w:tc>
+          <w:tcPr>
+            <w:tcW w:type="dxa" w:w="2160"/>
+          </w:tcPr>
+          <w:p>
+            <w:r>
+              <w:rPr>
+                <w:sz w:val="18"/>
+              </w:rPr>
+              <w:t>type</w:t>
+            </w:r>
+          </w:p>
+        </w:tc>
+        <w:tc>
+          <w:tcPr>
+            <w:tcW w:type="dxa" w:w="2160"/>
+          </w:tcPr>
+          <w:p>
+            <w:r>
+              <w:rPr>
+                <w:sz w:val="18"/>
+              </w:rPr>
+              <w:t>string</w:t>
+            </w:r>
+          </w:p>
+        </w:tc>
+        <w:tc>
+          <w:tcPr>
+            <w:tcW w:type="dxa" w:w="2160"/>
+          </w:tcPr>
+          <w:p>
+            <w:r>
+              <w:rPr>
+                <w:sz w:val="18"/>
+              </w:rPr>
+              <w:t>No</w:t>
+            </w:r>
+          </w:p>
+        </w:tc>
+        <w:tc>
+          <w:tcPr>
+            <w:tcW w:type="dxa" w:w="2160"/>
+          </w:tcPr>
+          <w:p>
+            <w:r>
+              <w:rPr>
+                <w:sz w:val="18"/>
+              </w:rPr>
+              <w:t>Opportunity type filter</w:t>
+            </w:r>
+          </w:p>
+        </w:tc>
+      </w:tr>
+      <w:tr>
+        <w:tc>
+          <w:tcPr>
+            <w:tcW w:type="dxa" w:w="2160"/>
+          </w:tcPr>
+          <w:p>
+            <w:r>
+              <w:rPr>
+                <w:sz w:val="18"/>
+              </w:rPr>
+              <w:t>setAsideCode</w:t>
+            </w:r>
+          </w:p>
+        </w:tc>
+        <w:tc>
+          <w:tcPr>
+            <w:tcW w:type="dxa" w:w="2160"/>
+          </w:tcPr>
+          <w:p>
+            <w:r>
+              <w:rPr>
+                <w:sz w:val="18"/>
+              </w:rPr>
+              <w:t>string</w:t>
+            </w:r>
+          </w:p>
+        </w:tc>
+        <w:tc>
+          <w:tcPr>
+            <w:tcW w:type="dxa" w:w="2160"/>
+          </w:tcPr>
+          <w:p>
+            <w:r>
+              <w:rPr>
+                <w:sz w:val="18"/>
+              </w:rPr>
+              <w:t>No</w:t>
+            </w:r>
+          </w:p>
+        </w:tc>
+        <w:tc>
+          <w:tcPr>
+            <w:tcW w:type="dxa" w:w="2160"/>
+          </w:tcPr>
+          <w:p>
+            <w:r>
+              <w:rPr>
+                <w:sz w:val="18"/>
+              </w:rPr>
+              <w:t>Set-aside code filter</w:t>
+            </w:r>
+          </w:p>
+        </w:tc>
+      </w:tr>
+    </w:tbl>
+    <w:p/>
+    <w:p>
+      <w:pPr>
+        <w:pStyle w:val="ListBullet"/>
+      </w:pPr>
+      <w:r>
+        <w:t>Response:</w:t>
+      </w:r>
+    </w:p>
+    <w:p>
+      <w:pPr>
+        <w:spacing w:before="80" w:after="80"/>
+        <w:shd w:fill="F2F2F2" w:val="clear"/>
+      </w:pPr>
+      <w:r>
+        <w:rPr>
+          <w:rFonts w:ascii="Consolas" w:hAnsi="Consolas"/>
+          <w:color w:val="1E1E1E"/>
+          <w:sz w:val="18"/>
+        </w:rPr>
+        <w:t>{</w:t>
+        <w:br/>
+        <w:t xml:space="preserve">  "items": [</w:t>
+        <w:br/>
+        <w:t xml:space="preserve">    {</w:t>
+        <w:br/>
+        <w:t xml:space="preserve">      "noticeId": "abc123",</w:t>
+        <w:br/>
+        <w:t xml:space="preserve">      "title": "IT Support Services",</w:t>
+        <w:br/>
+        <w:t xml:space="preserve">      "postedDate": "2026-03-01",</w:t>
+        <w:br/>
+        <w:t xml:space="preserve">      "responseDeadLine": "2026-04-15",</w:t>
+        <w:br/>
+        <w:t xml:space="preserve">      "setAsideDescription": "WOSB"</w:t>
+        <w:br/>
+        <w:t xml:space="preserve">    }</w:t>
+        <w:br/>
+        <w:t xml:space="preserve">  ],</w:t>
+        <w:br/>
+        <w:t xml:space="preserve">  "page": 1,</w:t>
+        <w:br/>
+        <w:t xml:space="preserve">  "pageSize": 25,</w:t>
+        <w:br/>
+        <w:t xml:space="preserve">  "totalCount": 28</w:t>
+        <w:br/>
+        <w:t>}</w:t>
+      </w:r>
+    </w:p>
+    <w:p>
+      <w:pPr>
+        <w:pStyle w:val="Heading3"/>
+      </w:pPr>
+      <w:r>
+        <w:t>POST /api/v1/hierarchy/{fhOrgId}/refresh</w:t>
+      </w:r>
+    </w:p>
+    <w:p>
+      <w:r>
+        <w:t>Queue a refresh request for a single organization via the data load poller. Triggers a re-fetch of the organization's data from SAM.gov.</w:t>
+      </w:r>
+    </w:p>
+    <w:tbl>
+      <w:tblPr>
+        <w:tblStyle w:val="LightGrid-Accent1"/>
+        <w:tblW w:type="auto" w:w="0"/>
+        <w:jc w:val="left"/>
+        <w:tblLook w:firstColumn="1" w:firstRow="1" w:lastColumn="0" w:lastRow="0" w:noHBand="0" w:noVBand="1" w:val="04A0"/>
+      </w:tblPr>
+      <w:tblGrid>
+        <w:gridCol w:w="4320"/>
+        <w:gridCol w:w="4320"/>
+      </w:tblGrid>
+      <w:tr>
+        <w:tc>
+          <w:tcPr>
+            <w:tcW w:type="dxa" w:w="4320"/>
+          </w:tcPr>
+          <w:p>
+            <w:r>
+              <w:rPr>
+                <w:b/>
+                <w:sz w:val="18"/>
+              </w:rPr>
+              <w:t>Attribute</w:t>
+            </w:r>
+          </w:p>
+        </w:tc>
+        <w:tc>
+          <w:tcPr>
+            <w:tcW w:type="dxa" w:w="4320"/>
+          </w:tcPr>
+          <w:p>
+            <w:r>
+              <w:rPr>
+                <w:b/>
+                <w:sz w:val="18"/>
+              </w:rPr>
+              <w:t>Value</w:t>
+            </w:r>
+          </w:p>
+        </w:tc>
+      </w:tr>
+      <w:tr>
+        <w:tc>
+          <w:tcPr>
+            <w:tcW w:type="dxa" w:w="4320"/>
+          </w:tcPr>
+          <w:p>
+            <w:r>
+              <w:rPr>
+                <w:sz w:val="18"/>
+              </w:rPr>
+              <w:t>Auth</w:t>
+            </w:r>
+          </w:p>
+        </w:tc>
+        <w:tc>
+          <w:tcPr>
+            <w:tcW w:type="dxa" w:w="4320"/>
+          </w:tcPr>
+          <w:p>
+            <w:r>
+              <w:rPr>
+                <w:sz w:val="18"/>
+              </w:rPr>
+              <w:t>JWT (cookie or Bearer header)</w:t>
+            </w:r>
+          </w:p>
+        </w:tc>
+      </w:tr>
+    </w:tbl>
+    <w:p/>
+    <w:p>
+      <w:pPr>
+        <w:pStyle w:val="ListBullet"/>
+      </w:pPr>
+      <w:r>
+        <w:t>Response:</w:t>
+      </w:r>
+    </w:p>
+    <w:p>
+      <w:pPr>
+        <w:spacing w:before="80" w:after="80"/>
+        <w:shd w:fill="F2F2F2" w:val="clear"/>
+      </w:pPr>
+      <w:r>
+        <w:rPr>
+          <w:rFonts w:ascii="Consolas" w:hAnsi="Consolas"/>
+          <w:color w:val="1E1E1E"/>
+          <w:sz w:val="18"/>
+        </w:rPr>
+        <w:t>{</w:t>
+        <w:br/>
+        <w:t xml:space="preserve">  "requestId": 42,</w:t>
+        <w:br/>
+        <w:t xml:space="preserve">  "message": "Refresh request queued. The poller will process it shortly."</w:t>
+        <w:br/>
+        <w:t>}</w:t>
+      </w:r>
+    </w:p>
+    <w:p>
+      <w:r>
+        <w:t>Note: Requires authentication. Returns 401 if the user is not logged in.</w:t>
+      </w:r>
+    </w:p>
+    <w:p>
+      <w:pPr>
+        <w:pStyle w:val="Heading3"/>
+      </w:pPr>
+      <w:r>
+        <w:t>GET /api/v1/hierarchy/refresh/status</w:t>
+      </w:r>
+    </w:p>
+    <w:p>
+      <w:r>
+        <w:t>Check the status of the last hierarchy refresh job.</w:t>
+      </w:r>
+    </w:p>
+    <w:tbl>
+      <w:tblPr>
+        <w:tblStyle w:val="LightGrid-Accent1"/>
+        <w:tblW w:type="auto" w:w="0"/>
+        <w:jc w:val="left"/>
+        <w:tblLook w:firstColumn="1" w:firstRow="1" w:lastColumn="0" w:lastRow="0" w:noHBand="0" w:noVBand="1" w:val="04A0"/>
+      </w:tblPr>
+      <w:tblGrid>
+        <w:gridCol w:w="4320"/>
+        <w:gridCol w:w="4320"/>
+      </w:tblGrid>
+      <w:tr>
+        <w:tc>
+          <w:tcPr>
+            <w:tcW w:type="dxa" w:w="4320"/>
+          </w:tcPr>
+          <w:p>
+            <w:r>
+              <w:rPr>
+                <w:b/>
+                <w:sz w:val="18"/>
+              </w:rPr>
+              <w:t>Attribute</w:t>
+            </w:r>
+          </w:p>
+        </w:tc>
+        <w:tc>
+          <w:tcPr>
+            <w:tcW w:type="dxa" w:w="4320"/>
+          </w:tcPr>
+          <w:p>
+            <w:r>
+              <w:rPr>
+                <w:b/>
+                <w:sz w:val="18"/>
+              </w:rPr>
+              <w:t>Value</w:t>
+            </w:r>
+          </w:p>
+        </w:tc>
+      </w:tr>
+      <w:tr>
+        <w:tc>
+          <w:tcPr>
+            <w:tcW w:type="dxa" w:w="4320"/>
+          </w:tcPr>
+          <w:p>
+            <w:r>
+              <w:rPr>
+                <w:sz w:val="18"/>
+              </w:rPr>
+              <w:t>Auth</w:t>
+            </w:r>
+          </w:p>
+        </w:tc>
+        <w:tc>
+          <w:tcPr>
+            <w:tcW w:type="dxa" w:w="4320"/>
+          </w:tcPr>
+          <w:p>
+            <w:r>
+              <w:rPr>
+                <w:sz w:val="18"/>
+              </w:rPr>
+              <w:t>JWT (cookie or Bearer header)</w:t>
+            </w:r>
+          </w:p>
+        </w:tc>
+      </w:tr>
+    </w:tbl>
+    <w:p/>
+    <w:p>
+      <w:pPr>
+        <w:pStyle w:val="ListBullet"/>
+      </w:pPr>
+      <w:r>
+        <w:t>Response:</w:t>
+      </w:r>
+    </w:p>
+    <w:p>
+      <w:pPr>
+        <w:spacing w:before="80" w:after="80"/>
+        <w:shd w:fill="F2F2F2" w:val="clear"/>
+      </w:pPr>
+      <w:r>
+        <w:rPr>
+          <w:rFonts w:ascii="Consolas" w:hAnsi="Consolas"/>
+          <w:color w:val="1E1E1E"/>
+          <w:sz w:val="18"/>
+        </w:rPr>
+        <w:t>{</w:t>
+        <w:br/>
+        <w:t xml:space="preserve">  "lastRefresh": "2026-03-22T06:00:00Z",</w:t>
+        <w:br/>
+        <w:t xml:space="preserve">  "status": "COMPLETE",</w:t>
+        <w:br/>
+        <w:t xml:space="preserve">  "recordsUpdated": 4500,</w:t>
+        <w:br/>
+        <w:t xml:space="preserve">  "errors": 0</w:t>
+        <w:br/>
+        <w:t>}</w:t>
+      </w:r>
+    </w:p>
+    <w:p>
+      <w:pPr>
+        <w:pStyle w:val="Heading1"/>
+      </w:pPr>
+      <w:r>
+        <w:t>Chapter 13: Error Handling</w:t>
       </w:r>
     </w:p>
     <w:p>
@@ -17015,7 +19192,7 @@
         <w:pStyle w:val="Heading1"/>
       </w:pPr>
       <w:r>
-        <w:t>Chapter 13: Pagination</w:t>
+        <w:t>Chapter 14: Pagination</w:t>
       </w:r>
     </w:p>
     <w:p>
